--- a/memoire-ngoma/livrables/3_Guide_QualiCode_pour_ce_memoire.docx
+++ b/memoire-ngoma/livrables/3_Guide_QualiCode_pour_ce_memoire.docx
@@ -258,7 +258,7 @@
       </w:tr>
       <w:tr>
         <w:trPr>
-          <w:tblHeader w:val="false"/>
+          <w:tblHeader w:val="off"/>
         </w:trPr>
         <w:tc>
           <w:tcPr>
@@ -329,7 +329,7 @@
       </w:tr>
       <w:tr>
         <w:trPr>
-          <w:tblHeader w:val="false"/>
+          <w:tblHeader w:val="off"/>
         </w:trPr>
         <w:tc>
           <w:tcPr>
@@ -400,7 +400,7 @@
       </w:tr>
       <w:tr>
         <w:trPr>
-          <w:tblHeader w:val="false"/>
+          <w:tblHeader w:val="off"/>
         </w:trPr>
         <w:tc>
           <w:tcPr>
@@ -471,7 +471,7 @@
       </w:tr>
       <w:tr>
         <w:trPr>
-          <w:tblHeader w:val="false"/>
+          <w:tblHeader w:val="off"/>
         </w:trPr>
         <w:tc>
           <w:tcPr>
@@ -542,7 +542,7 @@
       </w:tr>
       <w:tr>
         <w:trPr>
-          <w:tblHeader w:val="false"/>
+          <w:tblHeader w:val="off"/>
         </w:trPr>
         <w:tc>
           <w:tcPr>
@@ -734,7 +734,7 @@
       </w:tr>
       <w:tr>
         <w:trPr>
-          <w:tblHeader w:val="false"/>
+          <w:tblHeader w:val="off"/>
         </w:trPr>
         <w:tc>
           <w:tcPr>
@@ -783,7 +783,7 @@
       </w:tr>
       <w:tr>
         <w:trPr>
-          <w:tblHeader w:val="false"/>
+          <w:tblHeader w:val="off"/>
         </w:trPr>
         <w:tc>
           <w:tcPr>
@@ -832,7 +832,7 @@
       </w:tr>
       <w:tr>
         <w:trPr>
-          <w:tblHeader w:val="false"/>
+          <w:tblHeader w:val="off"/>
         </w:trPr>
         <w:tc>
           <w:tcPr>
@@ -881,7 +881,7 @@
       </w:tr>
       <w:tr>
         <w:trPr>
-          <w:tblHeader w:val="false"/>
+          <w:tblHeader w:val="off"/>
         </w:trPr>
         <w:tc>
           <w:tcPr>
@@ -930,7 +930,7 @@
       </w:tr>
       <w:tr>
         <w:trPr>
-          <w:tblHeader w:val="false"/>
+          <w:tblHeader w:val="off"/>
         </w:trPr>
         <w:tc>
           <w:tcPr>
@@ -979,7 +979,7 @@
       </w:tr>
       <w:tr>
         <w:trPr>
-          <w:tblHeader w:val="false"/>
+          <w:tblHeader w:val="off"/>
         </w:trPr>
         <w:tc>
           <w:tcPr>
@@ -1028,7 +1028,7 @@
       </w:tr>
       <w:tr>
         <w:trPr>
-          <w:tblHeader w:val="false"/>
+          <w:tblHeader w:val="off"/>
         </w:trPr>
         <w:tc>
           <w:tcPr>
@@ -1076,6 +1076,361 @@
         </w:tc>
       </w:tr>
     </w:tbl>
+    <w:p/>
+    <w:p>
+      <w:pPr>
+        <w:pStyle w:val="Heading2"/>
+      </w:pPr>
+      <w:r>
+        <w:t xml:space="preserve">Les trois projets d'exercice</w:t>
+      </w:r>
+    </w:p>
+    <w:p>
+      <w:pPr>
+        <w:spacing w:after="100"/>
+      </w:pPr>
+      <w:r>
+        <w:rPr>
+          <w:sz w:val="21"/>
+          <w:szCs w:val="21"/>
+        </w:rPr>
+        <w:t xml:space="preserve">Une seconde vague simulée complète la première : onze participants (six sages-femmes, cinq infirmiers ou infirmières) dans les onze centres que la vague 1 ne couvrait pas. Trois fichiers en résultent :</w:t>
+      </w:r>
+    </w:p>
+    <w:p/>
+    <w:tbl>
+      <w:tblPr>
+        <w:tblW w:type="dxa" w:w="9026"/>
+        <w:tblBorders>
+          <w:top w:val="single" w:color="auto" w:sz="4"/>
+          <w:left w:val="single" w:color="auto" w:sz="4"/>
+          <w:bottom w:val="single" w:color="auto" w:sz="4"/>
+          <w:right w:val="single" w:color="auto" w:sz="4"/>
+          <w:insideH w:val="single" w:color="auto" w:sz="4"/>
+          <w:insideV w:val="single" w:color="auto" w:sz="4"/>
+        </w:tblBorders>
+      </w:tblPr>
+      <w:tblGrid>
+        <w:gridCol w:w="3200"/>
+        <w:gridCol w:w="3200"/>
+        <w:gridCol w:w="2626"/>
+      </w:tblGrid>
+      <w:tr>
+        <w:trPr>
+          <w:tblHeader/>
+        </w:trPr>
+        <w:tc>
+          <w:tcPr>
+            <w:tcW w:type="dxa" w:w="3200"/>
+            <w:shd w:fill="E8EDF2" w:color="auto" w:val="clear"/>
+            <w:tcMar>
+              <w:top w:type="dxa" w:w="70"/>
+              <w:left w:type="dxa" w:w="110"/>
+              <w:bottom w:type="dxa" w:w="70"/>
+              <w:right w:type="dxa" w:w="110"/>
+            </w:tcMar>
+          </w:tcPr>
+          <w:p>
+            <w:r>
+              <w:rPr>
+                <w:b/>
+                <w:bCs/>
+                <w:sz w:val="20"/>
+                <w:szCs w:val="20"/>
+              </w:rPr>
+              <w:t xml:space="preserve">Fichier</w:t>
+            </w:r>
+          </w:p>
+        </w:tc>
+        <w:tc>
+          <w:tcPr>
+            <w:tcW w:type="dxa" w:w="3200"/>
+            <w:shd w:fill="E8EDF2" w:color="auto" w:val="clear"/>
+            <w:tcMar>
+              <w:top w:type="dxa" w:w="70"/>
+              <w:left w:type="dxa" w:w="110"/>
+              <w:bottom w:type="dxa" w:w="70"/>
+              <w:right w:type="dxa" w:w="110"/>
+            </w:tcMar>
+          </w:tcPr>
+          <w:p>
+            <w:r>
+              <w:rPr>
+                <w:b/>
+                <w:bCs/>
+                <w:sz w:val="20"/>
+                <w:szCs w:val="20"/>
+              </w:rPr>
+              <w:t xml:space="preserve">Contenu</w:t>
+            </w:r>
+          </w:p>
+        </w:tc>
+        <w:tc>
+          <w:tcPr>
+            <w:tcW w:type="dxa" w:w="2626"/>
+            <w:shd w:fill="E8EDF2" w:color="auto" w:val="clear"/>
+            <w:tcMar>
+              <w:top w:type="dxa" w:w="70"/>
+              <w:left w:type="dxa" w:w="110"/>
+              <w:bottom w:type="dxa" w:w="70"/>
+              <w:right w:type="dxa" w:w="110"/>
+            </w:tcMar>
+          </w:tcPr>
+          <w:p>
+            <w:r>
+              <w:rPr>
+                <w:b/>
+                <w:bCs/>
+                <w:sz w:val="20"/>
+                <w:szCs w:val="20"/>
+              </w:rPr>
+              <w:t xml:space="preserve">À quoi il sert</w:t>
+            </w:r>
+          </w:p>
+        </w:tc>
+      </w:tr>
+      <w:tr>
+        <w:trPr>
+          <w:tblHeader w:val="off"/>
+        </w:trPr>
+        <w:tc>
+          <w:tcPr>
+            <w:tcW w:type="dxa" w:w="3200"/>
+            <w:tcMar>
+              <w:top w:type="dxa" w:w="70"/>
+              <w:left w:type="dxa" w:w="110"/>
+              <w:bottom w:type="dxa" w:w="70"/>
+              <w:right w:type="dxa" w:w="110"/>
+            </w:tcMar>
+          </w:tcPr>
+          <w:p>
+            <w:r>
+              <w:rPr>
+                <w:b w:val="false"/>
+                <w:bCs w:val="false"/>
+                <w:sz w:val="20"/>
+                <w:szCs w:val="20"/>
+              </w:rPr>
+              <w:t xml:space="preserve">Memoire_Ngoma_SIMULATION.projx</w:t>
+            </w:r>
+          </w:p>
+        </w:tc>
+        <w:tc>
+          <w:tcPr>
+            <w:tcW w:type="dxa" w:w="3200"/>
+            <w:tcMar>
+              <w:top w:type="dxa" w:w="70"/>
+              <w:left w:type="dxa" w:w="110"/>
+              <w:bottom w:type="dxa" w:w="70"/>
+              <w:right w:type="dxa" w:w="110"/>
+            </w:tcMar>
+          </w:tcPr>
+          <w:p>
+            <w:r>
+              <w:rPr>
+                <w:b w:val="false"/>
+                <w:bCs w:val="false"/>
+                <w:sz w:val="20"/>
+                <w:szCs w:val="20"/>
+              </w:rPr>
+              <w:t xml:space="preserve">Vague 1 : 10 entretiens, 5 centres, 79 codes, 1 220 segments</w:t>
+            </w:r>
+          </w:p>
+        </w:tc>
+        <w:tc>
+          <w:tcPr>
+            <w:tcW w:type="dxa" w:w="2626"/>
+            <w:tcMar>
+              <w:top w:type="dxa" w:w="70"/>
+              <w:left w:type="dxa" w:w="110"/>
+              <w:bottom w:type="dxa" w:w="70"/>
+              <w:right w:type="dxa" w:w="110"/>
+            </w:tcMar>
+          </w:tcPr>
+          <w:p>
+            <w:r>
+              <w:rPr>
+                <w:b w:val="false"/>
+                <w:bCs w:val="false"/>
+                <w:sz w:val="20"/>
+                <w:szCs w:val="20"/>
+              </w:rPr>
+              <w:t xml:space="preserve">Premiers gestes : coder, récupérer, annoter</w:t>
+            </w:r>
+          </w:p>
+        </w:tc>
+      </w:tr>
+      <w:tr>
+        <w:trPr>
+          <w:tblHeader w:val="off"/>
+        </w:trPr>
+        <w:tc>
+          <w:tcPr>
+            <w:tcW w:type="dxa" w:w="3200"/>
+            <w:tcMar>
+              <w:top w:type="dxa" w:w="70"/>
+              <w:left w:type="dxa" w:w="110"/>
+              <w:bottom w:type="dxa" w:w="70"/>
+              <w:right w:type="dxa" w:w="110"/>
+            </w:tcMar>
+          </w:tcPr>
+          <w:p>
+            <w:r>
+              <w:rPr>
+                <w:b w:val="false"/>
+                <w:bCs w:val="false"/>
+                <w:sz w:val="20"/>
+                <w:szCs w:val="20"/>
+              </w:rPr>
+              <w:t xml:space="preserve">Memoire_Ngoma_SIMULATION_vague2.projx</w:t>
+            </w:r>
+          </w:p>
+        </w:tc>
+        <w:tc>
+          <w:tcPr>
+            <w:tcW w:type="dxa" w:w="3200"/>
+            <w:tcMar>
+              <w:top w:type="dxa" w:w="70"/>
+              <w:left w:type="dxa" w:w="110"/>
+              <w:bottom w:type="dxa" w:w="70"/>
+              <w:right w:type="dxa" w:w="110"/>
+            </w:tcMar>
+          </w:tcPr>
+          <w:p>
+            <w:r>
+              <w:rPr>
+                <w:b w:val="false"/>
+                <w:bCs w:val="false"/>
+                <w:sz w:val="20"/>
+                <w:szCs w:val="20"/>
+              </w:rPr>
+              <w:t xml:space="preserve">Vague 2 : 11 entretiens, 11 centres, 90 codes, 1 118 segments</w:t>
+            </w:r>
+          </w:p>
+        </w:tc>
+        <w:tc>
+          <w:tcPr>
+            <w:tcW w:type="dxa" w:w="2626"/>
+            <w:tcMar>
+              <w:top w:type="dxa" w:w="70"/>
+              <w:left w:type="dxa" w:w="110"/>
+              <w:bottom w:type="dxa" w:w="70"/>
+              <w:right w:type="dxa" w:w="110"/>
+            </w:tcMar>
+          </w:tcPr>
+          <w:p>
+            <w:r>
+              <w:rPr>
+                <w:b w:val="false"/>
+                <w:bCs w:val="false"/>
+                <w:sz w:val="20"/>
+                <w:szCs w:val="20"/>
+              </w:rPr>
+              <w:t xml:space="preserve">Voir naître des codes inductifs sur un matériau neuf</w:t>
+            </w:r>
+          </w:p>
+        </w:tc>
+      </w:tr>
+      <w:tr>
+        <w:trPr>
+          <w:tblHeader w:val="off"/>
+        </w:trPr>
+        <w:tc>
+          <w:tcPr>
+            <w:tcW w:type="dxa" w:w="3200"/>
+            <w:tcMar>
+              <w:top w:type="dxa" w:w="70"/>
+              <w:left w:type="dxa" w:w="110"/>
+              <w:bottom w:type="dxa" w:w="70"/>
+              <w:right w:type="dxa" w:w="110"/>
+            </w:tcMar>
+          </w:tcPr>
+          <w:p>
+            <w:r>
+              <w:rPr>
+                <w:b w:val="false"/>
+                <w:bCs w:val="false"/>
+                <w:sz w:val="20"/>
+                <w:szCs w:val="20"/>
+              </w:rPr>
+              <w:t xml:space="preserve">Memoire_Ngoma_SIMULATION_complet.projx</w:t>
+            </w:r>
+          </w:p>
+        </w:tc>
+        <w:tc>
+          <w:tcPr>
+            <w:tcW w:type="dxa" w:w="3200"/>
+            <w:tcMar>
+              <w:top w:type="dxa" w:w="70"/>
+              <w:left w:type="dxa" w:w="110"/>
+              <w:bottom w:type="dxa" w:w="70"/>
+              <w:right w:type="dxa" w:w="110"/>
+            </w:tcMar>
+          </w:tcPr>
+          <w:p>
+            <w:r>
+              <w:rPr>
+                <w:b w:val="false"/>
+                <w:bCs w:val="false"/>
+                <w:sz w:val="20"/>
+                <w:szCs w:val="20"/>
+              </w:rPr>
+              <w:t xml:space="preserve">Les deux vagues : 21 entretiens, 16 centres, 90 codes, 2 401 segments</w:t>
+            </w:r>
+          </w:p>
+        </w:tc>
+        <w:tc>
+          <w:tcPr>
+            <w:tcW w:type="dxa" w:w="2626"/>
+            <w:tcMar>
+              <w:top w:type="dxa" w:w="70"/>
+              <w:left w:type="dxa" w:w="110"/>
+              <w:bottom w:type="dxa" w:w="70"/>
+              <w:right w:type="dxa" w:w="110"/>
+            </w:tcMar>
+          </w:tcPr>
+          <w:p>
+            <w:r>
+              <w:rPr>
+                <w:b w:val="false"/>
+                <w:bCs w:val="false"/>
+                <w:sz w:val="20"/>
+                <w:szCs w:val="20"/>
+              </w:rPr>
+              <w:t xml:space="preserve">L'analyse d'ensemble — c'est la configuration visée par le protocole</w:t>
+            </w:r>
+          </w:p>
+        </w:tc>
+      </w:tr>
+    </w:tbl>
+    <w:p/>
+    <w:p>
+      <w:pPr>
+        <w:spacing w:after="100"/>
+      </w:pPr>
+      <w:r>
+        <w:rPr>
+          <w:sz w:val="21"/>
+          <w:szCs w:val="21"/>
+        </w:rPr>
+        <w:t xml:space="preserve">Pour s'exercer à l'analyse elle-même — comparaison entre infirmiers et sages-femmes, revue des thèmes, suffisance informationnelle — ouvrez le projet complet. Il contient un mémo qui conduit l'exercice de suffisance informationnelle dimension par dimension, comme l'exige le § 4.2.3.1, et un mémo de positionnalité laissé VIDE : celui-là ne peut pas être simulé, il vous appartient.</w:t>
+      </w:r>
+    </w:p>
+    <w:p/>
+    <w:p>
+      <w:pPr>
+        <w:spacing w:after="100"/>
+      </w:pPr>
+      <w:r>
+        <w:rPr>
+          <w:i/>
+          <w:iCs/>
+          <w:sz w:val="21"/>
+          <w:szCs w:val="21"/>
+        </w:rPr>
+        <w:t xml:space="preserve">Ce que la vague 2 apporte en propre : un centre bien doté (CS01) qui montre ce que change l'équipement — et ce qu'il ne change pas ; un registre rempli sans que les actes suivent (CS13) ; les agents de santé communautaire comme relais ; le recours aux guérisseurs tel que les prestataires le perçoivent ; des femmes mobiles que le suivi perd ; et une participante qui refuse de classer les femmes en catégories. Onze codes inductifs en sont nés, signalés « [inductif, vague 2] ».</w:t>
+      </w:r>
+    </w:p>
     <w:p>
       <w:r>
         <w:br w:type="page"/>
@@ -1326,7 +1681,7 @@
                 <w:sz w:val="20"/>
                 <w:szCs w:val="20"/>
               </w:rPr>
-              <w:t xml:space="preserve">Dans le projet d'exercice, les 21 codes nés du matériau portent la mention « [inductif] » dans leur intitulé. Ce n'est pas une coquetterie : c'est la trace qui permet au jury de vérifier que la grille est restée ouverte, comme l'annonce le § 4.2.6.</w:t>
+              <w:t xml:space="preserve">Dans le projet de la vague 1, les 21 codes nés du matériau portent la mention « [inductif] » dans leur intitulé ; le projet complet en compte 32. Ce n'est pas une coquetterie : c'est la trace qui permet au jury de vérifier que la grille est restée ouverte, comme l'annonce le § 4.2.6.</w:t>
             </w:r>
           </w:p>
           <w:p>
@@ -1716,7 +2071,7 @@
       </w:tr>
       <w:tr>
         <w:trPr>
-          <w:tblHeader w:val="false"/>
+          <w:tblHeader w:val="off"/>
         </w:trPr>
         <w:tc>
           <w:tcPr>
@@ -1765,7 +2120,7 @@
       </w:tr>
       <w:tr>
         <w:trPr>
-          <w:tblHeader w:val="false"/>
+          <w:tblHeader w:val="off"/>
         </w:trPr>
         <w:tc>
           <w:tcPr>
@@ -1814,7 +2169,7 @@
       </w:tr>
       <w:tr>
         <w:trPr>
-          <w:tblHeader w:val="false"/>
+          <w:tblHeader w:val="off"/>
         </w:trPr>
         <w:tc>
           <w:tcPr>
@@ -1863,7 +2218,7 @@
       </w:tr>
       <w:tr>
         <w:trPr>
-          <w:tblHeader w:val="false"/>
+          <w:tblHeader w:val="off"/>
         </w:trPr>
         <w:tc>
           <w:tcPr>
@@ -1912,7 +2267,7 @@
       </w:tr>
       <w:tr>
         <w:trPr>
-          <w:tblHeader w:val="false"/>
+          <w:tblHeader w:val="off"/>
         </w:trPr>
         <w:tc>
           <w:tcPr>
@@ -2616,7 +2971,7 @@
       </w:tr>
       <w:tr>
         <w:trPr>
-          <w:tblHeader w:val="false"/>
+          <w:tblHeader w:val="off"/>
         </w:trPr>
         <w:tc>
           <w:tcPr>
@@ -2687,7 +3042,7 @@
       </w:tr>
       <w:tr>
         <w:trPr>
-          <w:tblHeader w:val="false"/>
+          <w:tblHeader w:val="off"/>
         </w:trPr>
         <w:tc>
           <w:tcPr>
@@ -2758,7 +3113,7 @@
       </w:tr>
       <w:tr>
         <w:trPr>
-          <w:tblHeader w:val="false"/>
+          <w:tblHeader w:val="off"/>
         </w:trPr>
         <w:tc>
           <w:tcPr>
@@ -2829,7 +3184,7 @@
       </w:tr>
       <w:tr>
         <w:trPr>
-          <w:tblHeader w:val="false"/>
+          <w:tblHeader w:val="off"/>
         </w:trPr>
         <w:tc>
           <w:tcPr>
@@ -2900,7 +3255,7 @@
       </w:tr>
       <w:tr>
         <w:trPr>
-          <w:tblHeader w:val="false"/>
+          <w:tblHeader w:val="off"/>
         </w:trPr>
         <w:tc>
           <w:tcPr>
@@ -2971,7 +3326,7 @@
       </w:tr>
       <w:tr>
         <w:trPr>
-          <w:tblHeader w:val="false"/>
+          <w:tblHeader w:val="off"/>
         </w:trPr>
         <w:tc>
           <w:tcPr>
@@ -3042,7 +3397,7 @@
       </w:tr>
       <w:tr>
         <w:trPr>
-          <w:tblHeader w:val="false"/>
+          <w:tblHeader w:val="off"/>
         </w:trPr>
         <w:tc>
           <w:tcPr>
@@ -3113,7 +3468,7 @@
       </w:tr>
       <w:tr>
         <w:trPr>
-          <w:tblHeader w:val="false"/>
+          <w:tblHeader w:val="off"/>
         </w:trPr>
         <w:tc>
           <w:tcPr>
@@ -3184,7 +3539,7 @@
       </w:tr>
       <w:tr>
         <w:trPr>
-          <w:tblHeader w:val="false"/>
+          <w:tblHeader w:val="off"/>
         </w:trPr>
         <w:tc>
           <w:tcPr>
@@ -3255,7 +3610,7 @@
       </w:tr>
       <w:tr>
         <w:trPr>
-          <w:tblHeader w:val="false"/>
+          <w:tblHeader w:val="off"/>
         </w:trPr>
         <w:tc>
           <w:tcPr>
@@ -3426,10 +3781,6 @@
 </w:document>
 </file>
 
-<file path=word/comments.xml><?xml version="1.0" encoding="utf-8"?>
-<w:comments xmlns:cx="http://schemas.microsoft.com/office/drawing/2014/chartex" xmlns:cx1="http://schemas.microsoft.com/office/drawing/2015/9/8/chartex" xmlns:cx2="http://schemas.microsoft.com/office/drawing/2015/10/21/chartex" xmlns:cx3="http://schemas.microsoft.com/office/drawing/2016/5/9/chartex" xmlns:cx4="http://schemas.microsoft.com/office/drawing/2016/5/10/chartex" xmlns:cx5="http://schemas.microsoft.com/office/drawing/2016/5/11/chartex" xmlns:cx6="http://schemas.microsoft.com/office/drawing/2016/5/12/chartex" xmlns:cx7="http://schemas.microsoft.com/office/drawing/2016/5/13/chartex" xmlns:cx8="http://schemas.microsoft.com/office/drawing/2016/5/14/chartex" xmlns:mc="http://schemas.openxmlformats.org/markup-compatibility/2006" xmlns:aink="http://schemas.microsoft.com/office/drawing/2016/ink" xmlns:am3d="http://schemas.microsoft.com/office/drawing/2017/model3d" xmlns:o="urn:schemas-microsoft-com:office:office" xmlns:r="http://schemas.openxmlformats.org/officeDocument/2006/relationships" xmlns:m="http://schemas.openxmlformats.org/officeDocument/2006/math" xmlns:v="urn:schemas-microsoft-com:vml" xmlns:wp14="http://schemas.microsoft.com/office/word/2010/wordprocessingDrawing" xmlns:wp="http://schemas.openxmlformats.org/drawingml/2006/wordprocessingDrawing" xmlns:w10="urn:schemas-microsoft-com:office:word" xmlns:w="http://schemas.openxmlformats.org/wordprocessingml/2006/main" xmlns:w14="http://schemas.microsoft.com/office/word/2010/wordml" xmlns:w15="http://schemas.microsoft.com/office/word/2012/wordml" xmlns:w16cex="http://schemas.microsoft.com/office/word/2018/wordml/cex" xmlns:w16cid="http://schemas.microsoft.com/office/word/2016/wordml/cid" xmlns:w16="http://schemas.microsoft.com/office/word/2018/wordml" xmlns:w16sdtdh="http://schemas.microsoft.com/office/word/2020/wordml/sdtdatahash" xmlns:w16se="http://schemas.microsoft.com/office/word/2015/wordml/symex" xmlns:wpg="http://schemas.microsoft.com/office/word/2010/wordprocessingGroup" xmlns:wpi="http://schemas.microsoft.com/office/word/2010/wordprocessingInk" xmlns:wne="http://schemas.microsoft.com/office/word/2006/wordml" xmlns:wps="http://schemas.microsoft.com/office/word/2010/wordprocessingShape"/>
-</file>
-
 <file path=word/endnotes.xml><?xml version="1.0" encoding="utf-8"?>
 <w:endnotes xmlns:wpc="http://schemas.microsoft.com/office/word/2010/wordprocessingCanvas" xmlns:mc="http://schemas.openxmlformats.org/markup-compatibility/2006" xmlns:o="urn:schemas-microsoft-com:office:office" xmlns:r="http://schemas.openxmlformats.org/officeDocument/2006/relationships" xmlns:m="http://schemas.openxmlformats.org/officeDocument/2006/math" xmlns:v="urn:schemas-microsoft-com:vml" xmlns:wp14="http://schemas.microsoft.com/office/word/2010/wordprocessingDrawing" xmlns:wp="http://schemas.openxmlformats.org/drawingml/2006/wordprocessingDrawing" xmlns:w10="urn:schemas-microsoft-com:office:word" xmlns:w="http://schemas.openxmlformats.org/wordprocessingml/2006/main" xmlns:w14="http://schemas.microsoft.com/office/word/2010/wordml" xmlns:w15="http://schemas.microsoft.com/office/word/2012/wordml" xmlns:wpg="http://schemas.microsoft.com/office/word/2010/wordprocessingGroup" xmlns:wpi="http://schemas.microsoft.com/office/word/2010/wordprocessingInk" xmlns:wne="http://schemas.microsoft.com/office/word/2006/wordml" xmlns:wps="http://schemas.microsoft.com/office/word/2010/wordprocessingShape" mc:Ignorable="w14 w15 wp14">
   <w:endnote w:type="separator" w:id="-1">
@@ -3508,7 +3859,7 @@
 <w:numbering xmlns:wpc="http://schemas.microsoft.com/office/word/2010/wordprocessingCanvas" xmlns:mc="http://schemas.openxmlformats.org/markup-compatibility/2006" xmlns:o="urn:schemas-microsoft-com:office:office" xmlns:r="http://schemas.openxmlformats.org/officeDocument/2006/relationships" xmlns:m="http://schemas.openxmlformats.org/officeDocument/2006/math" xmlns:v="urn:schemas-microsoft-com:vml" xmlns:wp14="http://schemas.microsoft.com/office/word/2010/wordprocessingDrawing" xmlns:wp="http://schemas.openxmlformats.org/drawingml/2006/wordprocessingDrawing" xmlns:w10="urn:schemas-microsoft-com:office:word" xmlns:w="http://schemas.openxmlformats.org/wordprocessingml/2006/main" xmlns:w14="http://schemas.microsoft.com/office/word/2010/wordml" xmlns:w15="http://schemas.microsoft.com/office/word/2012/wordml" xmlns:wpg="http://schemas.microsoft.com/office/word/2010/wordprocessingGroup" xmlns:wpi="http://schemas.microsoft.com/office/word/2010/wordprocessingInk" xmlns:wne="http://schemas.microsoft.com/office/word/2006/wordml" xmlns:wps="http://schemas.microsoft.com/office/word/2010/wordprocessingShape" mc:Ignorable="w14 w15 wp14">
   <w:abstractNum w:abstractNumId="1" w15:restartNumberingAfterBreak="0">
     <w:multiLevelType w:val="hybridMultilevel"/>
-    <w:lvl w:ilvl="0" w15:tentative="1">
+    <w:lvl w:ilvl="0" w:tentative="1">
       <w:start w:val="1"/>
       <w:numFmt w:val="bullet"/>
       <w:lvlText w:val="●"/>
@@ -3517,7 +3868,7 @@
         <w:ind w:left="720" w:hanging="360"/>
       </w:pPr>
     </w:lvl>
-    <w:lvl w:ilvl="1" w15:tentative="1">
+    <w:lvl w:ilvl="1" w:tentative="1">
       <w:start w:val="1"/>
       <w:numFmt w:val="bullet"/>
       <w:lvlText w:val="○"/>
@@ -3526,7 +3877,7 @@
         <w:ind w:left="1440" w:hanging="360"/>
       </w:pPr>
     </w:lvl>
-    <w:lvl w:ilvl="2" w15:tentative="1">
+    <w:lvl w:ilvl="2" w:tentative="1">
       <w:start w:val="1"/>
       <w:numFmt w:val="bullet"/>
       <w:lvlText w:val="■"/>
@@ -3535,7 +3886,7 @@
         <w:ind w:left="2160" w:hanging="360"/>
       </w:pPr>
     </w:lvl>
-    <w:lvl w:ilvl="3" w15:tentative="1">
+    <w:lvl w:ilvl="3" w:tentative="1">
       <w:start w:val="1"/>
       <w:numFmt w:val="bullet"/>
       <w:lvlText w:val="●"/>
@@ -3544,7 +3895,7 @@
         <w:ind w:left="2880" w:hanging="360"/>
       </w:pPr>
     </w:lvl>
-    <w:lvl w:ilvl="4" w15:tentative="1">
+    <w:lvl w:ilvl="4" w:tentative="1">
       <w:start w:val="1"/>
       <w:numFmt w:val="bullet"/>
       <w:lvlText w:val="○"/>
@@ -3553,7 +3904,7 @@
         <w:ind w:left="3600" w:hanging="360"/>
       </w:pPr>
     </w:lvl>
-    <w:lvl w:ilvl="5" w15:tentative="1">
+    <w:lvl w:ilvl="5" w:tentative="1">
       <w:start w:val="1"/>
       <w:numFmt w:val="bullet"/>
       <w:lvlText w:val="■"/>
@@ -3562,7 +3913,7 @@
         <w:ind w:left="4320" w:hanging="360"/>
       </w:pPr>
     </w:lvl>
-    <w:lvl w:ilvl="6" w15:tentative="1">
+    <w:lvl w:ilvl="6" w:tentative="1">
       <w:start w:val="1"/>
       <w:numFmt w:val="bullet"/>
       <w:lvlText w:val="●"/>
@@ -3571,7 +3922,7 @@
         <w:ind w:left="5040" w:hanging="360"/>
       </w:pPr>
     </w:lvl>
-    <w:lvl w:ilvl="7" w15:tentative="1">
+    <w:lvl w:ilvl="7" w:tentative="1">
       <w:start w:val="1"/>
       <w:numFmt w:val="bullet"/>
       <w:lvlText w:val="●"/>
@@ -3580,7 +3931,7 @@
         <w:ind w:left="5760" w:hanging="360"/>
       </w:pPr>
     </w:lvl>
-    <w:lvl w:ilvl="8" w15:tentative="1">
+    <w:lvl w:ilvl="8" w:tentative="1">
       <w:start w:val="1"/>
       <w:numFmt w:val="bullet"/>
       <w:lvlText w:val="●"/>
@@ -3592,7 +3943,7 @@
   </w:abstractNum>
   <w:abstractNum w:abstractNumId="2" w15:restartNumberingAfterBreak="0">
     <w:multiLevelType w:val="hybridMultilevel"/>
-    <w:lvl w:ilvl="0" w15:tentative="1">
+    <w:lvl w:ilvl="0" w:tentative="1">
       <w:start w:val="1"/>
       <w:numFmt w:val="bullet"/>
       <w:lvlText w:val="•"/>
@@ -3627,6 +3978,10 @@
       </w:pPr>
     </w:pPrDefault>
   </w:docDefaults>
+  <w:style w:type="paragraph" w:styleId="Normal" w:default="1">
+    <w:name w:val="Normal"/>
+    <w:qFormat/>
+  </w:style>
   <w:style w:type="paragraph" w:styleId="Title">
     <w:name w:val="Title"/>
     <w:basedOn w:val="Normal"/>
@@ -3635,39 +3990,6 @@
     <w:rPr>
       <w:sz w:val="56"/>
       <w:szCs w:val="56"/>
-    </w:rPr>
-  </w:style>
-  <w:style w:type="paragraph" w:styleId="Heading1">
-    <w:name w:val="Heading 1"/>
-    <w:basedOn w:val="Normal"/>
-    <w:next w:val="Normal"/>
-    <w:qFormat/>
-    <w:rPr>
-      <w:color w:val="2E74B5"/>
-      <w:sz w:val="32"/>
-      <w:szCs w:val="32"/>
-    </w:rPr>
-  </w:style>
-  <w:style w:type="paragraph" w:styleId="Heading2">
-    <w:name w:val="Heading 2"/>
-    <w:basedOn w:val="Normal"/>
-    <w:next w:val="Normal"/>
-    <w:qFormat/>
-    <w:rPr>
-      <w:color w:val="2E74B5"/>
-      <w:sz w:val="26"/>
-      <w:szCs w:val="26"/>
-    </w:rPr>
-  </w:style>
-  <w:style w:type="paragraph" w:styleId="Heading3">
-    <w:name w:val="Heading 3"/>
-    <w:basedOn w:val="Normal"/>
-    <w:next w:val="Normal"/>
-    <w:qFormat/>
-    <w:rPr>
-      <w:color w:val="1F4D78"/>
-      <w:sz w:val="24"/>
-      <w:szCs w:val="24"/>
     </w:rPr>
   </w:style>
   <w:style w:type="paragraph" w:styleId="Heading4">
@@ -3847,4 +4169,294 @@
     </w:rPr>
   </w:style>
 </w:styles>
+</file>
+
+<file path=word/theme/theme1.xml><?xml version="1.0" encoding="utf-8"?>
+<a:theme xmlns:a="http://schemas.openxmlformats.org/drawingml/2006/main" name="Office Theme">
+  <a:themeElements>
+    <a:clrScheme name="Office">
+      <a:dk1>
+        <a:sysClr val="windowText" lastClr="000000"/>
+      </a:dk1>
+      <a:lt1>
+        <a:sysClr val="window" lastClr="FFFFFF"/>
+      </a:lt1>
+      <a:dk2>
+        <a:srgbClr val="44546A"/>
+      </a:dk2>
+      <a:lt2>
+        <a:srgbClr val="E7E6E6"/>
+      </a:lt2>
+      <a:accent1>
+        <a:srgbClr val="4472C4"/>
+      </a:accent1>
+      <a:accent2>
+        <a:srgbClr val="ED7D31"/>
+      </a:accent2>
+      <a:accent3>
+        <a:srgbClr val="A5A5A5"/>
+      </a:accent3>
+      <a:accent4>
+        <a:srgbClr val="FFC000"/>
+      </a:accent4>
+      <a:accent5>
+        <a:srgbClr val="5B9BD5"/>
+      </a:accent5>
+      <a:accent6>
+        <a:srgbClr val="70AD47"/>
+      </a:accent6>
+      <a:hlink>
+        <a:srgbClr val="0563C1"/>
+      </a:hlink>
+      <a:folHlink>
+        <a:srgbClr val="954F72"/>
+      </a:folHlink>
+    </a:clrScheme>
+    <a:fontScheme name="Office">
+      <a:majorFont>
+        <a:latin typeface="Calibri Light" panose="020F0302020204030204"/>
+        <a:ea typeface=""/>
+        <a:cs typeface=""/>
+        <a:font script="Jpan" typeface="游ゴシック Light"/>
+        <a:font script="Hang" typeface="맑은 고딕"/>
+        <a:font script="Hans" typeface="等线 Light"/>
+        <a:font script="Hant" typeface="新細明體"/>
+        <a:font script="Arab" typeface="Times New Roman"/>
+        <a:font script="Hebr" typeface="Times New Roman"/>
+        <a:font script="Thai" typeface="Angsana New"/>
+        <a:font script="Ethi" typeface="Nyala"/>
+        <a:font script="Beng" typeface="Vrinda"/>
+        <a:font script="Gujr" typeface="Shruti"/>
+        <a:font script="Khmr" typeface="MoolBoran"/>
+        <a:font script="Knda" typeface="Tunga"/>
+        <a:font script="Guru" typeface="Raavi"/>
+        <a:font script="Cans" typeface="Euphemia"/>
+        <a:font script="Cher" typeface="Plantagenet Cherokee"/>
+        <a:font script="Yiii" typeface="Microsoft Yi Baiti"/>
+        <a:font script="Tibt" typeface="Microsoft Himalaya"/>
+        <a:font script="Thaa" typeface="MV Boli"/>
+        <a:font script="Deva" typeface="Mangal"/>
+        <a:font script="Telu" typeface="Gautami"/>
+        <a:font script="Taml" typeface="Latha"/>
+        <a:font script="Syrc" typeface="Estrangelo Edessa"/>
+        <a:font script="Orya" typeface="Kalinga"/>
+        <a:font script="Mlym" typeface="Kartika"/>
+        <a:font script="Laoo" typeface="DokChampa"/>
+        <a:font script="Sinh" typeface="Iskoola Pota"/>
+        <a:font script="Mong" typeface="Mongolian Baiti"/>
+        <a:font script="Viet" typeface="Times New Roman"/>
+        <a:font script="Uigh" typeface="Microsoft Uighur"/>
+        <a:font script="Geor" typeface="Sylfaen"/>
+        <a:font script="Armn" typeface="Arial"/>
+        <a:font script="Bugi" typeface="Leelawadee UI"/>
+        <a:font script="Bopo" typeface="Microsoft JhengHei"/>
+        <a:font script="Java" typeface="Javanese Text"/>
+        <a:font script="Lisu" typeface="Segoe UI"/>
+        <a:font script="Mymr" typeface="Myanmar Text"/>
+        <a:font script="Nkoo" typeface="Ebrima"/>
+        <a:font script="Olck" typeface="Nirmala UI"/>
+        <a:font script="Osma" typeface="Ebrima"/>
+        <a:font script="Phag" typeface="Phagspa"/>
+        <a:font script="Syrn" typeface="Estrangelo Edessa"/>
+        <a:font script="Syrj" typeface="Estrangelo Edessa"/>
+        <a:font script="Syre" typeface="Estrangelo Edessa"/>
+        <a:font script="Sora" typeface="Nirmala UI"/>
+        <a:font script="Tale" typeface="Microsoft Tai Le"/>
+        <a:font script="Talu" typeface="Microsoft New Tai Lue"/>
+        <a:font script="Tfng" typeface="Ebrima"/>
+      </a:majorFont>
+      <a:minorFont>
+        <a:latin typeface="Calibri" panose="020F0502020204030204"/>
+        <a:ea typeface=""/>
+        <a:cs typeface=""/>
+        <a:font script="Jpan" typeface="游明朝"/>
+        <a:font script="Hang" typeface="맑은 고딕"/>
+        <a:font script="Hans" typeface="等线"/>
+        <a:font script="Hant" typeface="新細明體"/>
+        <a:font script="Arab" typeface="Arial"/>
+        <a:font script="Hebr" typeface="Arial"/>
+        <a:font script="Thai" typeface="Cordia New"/>
+        <a:font script="Ethi" typeface="Nyala"/>
+        <a:font script="Beng" typeface="Vrinda"/>
+        <a:font script="Gujr" typeface="Shruti"/>
+        <a:font script="Khmr" typeface="DaunPenh"/>
+        <a:font script="Knda" typeface="Tunga"/>
+        <a:font script="Guru" typeface="Raavi"/>
+        <a:font script="Cans" typeface="Euphemia"/>
+        <a:font script="Cher" typeface="Plantagenet Cherokee"/>
+        <a:font script="Yiii" typeface="Microsoft Yi Baiti"/>
+        <a:font script="Tibt" typeface="Microsoft Himalaya"/>
+        <a:font script="Thaa" typeface="MV Boli"/>
+        <a:font script="Deva" typeface="Mangal"/>
+        <a:font script="Telu" typeface="Gautami"/>
+        <a:font script="Taml" typeface="Latha"/>
+        <a:font script="Syrc" typeface="Estrangelo Edessa"/>
+        <a:font script="Orya" typeface="Kalinga"/>
+        <a:font script="Mlym" typeface="Kartika"/>
+        <a:font script="Laoo" typeface="DokChampa"/>
+        <a:font script="Sinh" typeface="Iskoola Pota"/>
+        <a:font script="Mong" typeface="Mongolian Baiti"/>
+        <a:font script="Viet" typeface="Arial"/>
+        <a:font script="Uigh" typeface="Microsoft Uighur"/>
+        <a:font script="Geor" typeface="Sylfaen"/>
+        <a:font script="Armn" typeface="Arial"/>
+        <a:font script="Bugi" typeface="Leelawadee UI"/>
+        <a:font script="Bopo" typeface="Microsoft JhengHei"/>
+        <a:font script="Java" typeface="Javanese Text"/>
+        <a:font script="Lisu" typeface="Segoe UI"/>
+        <a:font script="Mymr" typeface="Myanmar Text"/>
+        <a:font script="Nkoo" typeface="Ebrima"/>
+        <a:font script="Olck" typeface="Nirmala UI"/>
+        <a:font script="Osma" typeface="Ebrima"/>
+        <a:font script="Phag" typeface="Phagspa"/>
+        <a:font script="Syrn" typeface="Estrangelo Edessa"/>
+        <a:font script="Syrj" typeface="Estrangelo Edessa"/>
+        <a:font script="Syre" typeface="Estrangelo Edessa"/>
+        <a:font script="Sora" typeface="Nirmala UI"/>
+        <a:font script="Tale" typeface="Microsoft Tai Le"/>
+        <a:font script="Talu" typeface="Microsoft New Tai Lue"/>
+        <a:font script="Tfng" typeface="Ebrima"/>
+      </a:minorFont>
+    </a:fontScheme>
+    <a:fmtScheme name="Office">
+      <a:fillStyleLst>
+        <a:solidFill>
+          <a:schemeClr val="phClr"/>
+        </a:solidFill>
+        <a:gradFill rotWithShape="true">
+          <a:gsLst>
+            <a:gs pos="0">
+              <a:schemeClr val="phClr">
+                <a:lumMod val="110000"/>
+                <a:satMod val="105000"/>
+                <a:tint val="67000"/>
+              </a:schemeClr>
+            </a:gs>
+            <a:gs pos="50000">
+              <a:schemeClr val="phClr">
+                <a:lumMod val="105000"/>
+                <a:satMod val="103000"/>
+                <a:tint val="73000"/>
+              </a:schemeClr>
+            </a:gs>
+            <a:gs pos="100000">
+              <a:schemeClr val="phClr">
+                <a:lumMod val="105000"/>
+                <a:satMod val="109000"/>
+                <a:tint val="81000"/>
+              </a:schemeClr>
+            </a:gs>
+          </a:gsLst>
+          <a:lin ang="5400000" scaled="false"/>
+        </a:gradFill>
+        <a:gradFill rotWithShape="true">
+          <a:gsLst>
+            <a:gs pos="0">
+              <a:schemeClr val="phClr">
+                <a:satMod val="103000"/>
+                <a:lumMod val="102000"/>
+                <a:tint val="94000"/>
+              </a:schemeClr>
+            </a:gs>
+            <a:gs pos="50000">
+              <a:schemeClr val="phClr">
+                <a:satMod val="110000"/>
+                <a:lumMod val="100000"/>
+                <a:shade val="100000"/>
+              </a:schemeClr>
+            </a:gs>
+            <a:gs pos="100000">
+              <a:schemeClr val="phClr">
+                <a:lumMod val="99000"/>
+                <a:satMod val="120000"/>
+                <a:shade val="78000"/>
+              </a:schemeClr>
+            </a:gs>
+          </a:gsLst>
+          <a:lin ang="5400000" scaled="false"/>
+        </a:gradFill>
+      </a:fillStyleLst>
+      <a:lnStyleLst>
+        <a:ln w="6350" cap="flat" cmpd="sng" algn="ctr">
+          <a:solidFill>
+            <a:schemeClr val="phClr"/>
+          </a:solidFill>
+          <a:prstDash val="solid"/>
+          <a:miter lim="800000"/>
+        </a:ln>
+        <a:ln w="12700" cap="flat" cmpd="sng" algn="ctr">
+          <a:solidFill>
+            <a:schemeClr val="phClr"/>
+          </a:solidFill>
+          <a:prstDash val="solid"/>
+          <a:miter lim="800000"/>
+        </a:ln>
+        <a:ln w="19050" cap="flat" cmpd="sng" algn="ctr">
+          <a:solidFill>
+            <a:schemeClr val="phClr"/>
+          </a:solidFill>
+          <a:prstDash val="solid"/>
+          <a:miter lim="800000"/>
+        </a:ln>
+      </a:lnStyleLst>
+      <a:effectStyleLst>
+        <a:effectStyle>
+          <a:effectLst/>
+        </a:effectStyle>
+        <a:effectStyle>
+          <a:effectLst/>
+        </a:effectStyle>
+        <a:effectStyle>
+          <a:effectLst>
+            <a:outerShdw blurRad="57150" dist="19050" dir="5400000" algn="ctr" rotWithShape="false">
+              <a:srgbClr val="000000">
+                <a:alpha val="63000"/>
+              </a:srgbClr>
+            </a:outerShdw>
+          </a:effectLst>
+        </a:effectStyle>
+      </a:effectStyleLst>
+      <a:bgFillStyleLst>
+        <a:solidFill>
+          <a:schemeClr val="phClr"/>
+        </a:solidFill>
+        <a:solidFill>
+          <a:schemeClr val="phClr">
+            <a:tint val="95000"/>
+            <a:satMod val="170000"/>
+          </a:schemeClr>
+        </a:solidFill>
+        <a:gradFill rotWithShape="true">
+          <a:gsLst>
+            <a:gs pos="0">
+              <a:schemeClr val="phClr">
+                <a:tint val="93000"/>
+                <a:satMod val="150000"/>
+                <a:shade val="98000"/>
+                <a:lumMod val="102000"/>
+              </a:schemeClr>
+            </a:gs>
+            <a:gs pos="50000">
+              <a:schemeClr val="phClr">
+                <a:tint val="98000"/>
+                <a:satMod val="130000"/>
+                <a:shade val="90000"/>
+                <a:lumMod val="103000"/>
+              </a:schemeClr>
+            </a:gs>
+            <a:gs pos="100000">
+              <a:schemeClr val="phClr">
+                <a:shade val="63000"/>
+                <a:satMod val="120000"/>
+              </a:schemeClr>
+            </a:gs>
+          </a:gsLst>
+          <a:lin ang="5400000" scaled="false"/>
+        </a:gradFill>
+      </a:bgFillStyleLst>
+    </a:fmtScheme>
+  </a:themeElements>
+  <a:objectDefaults/>
+  <a:extraClrSchemeLst/>
+</a:theme>
 </file>
--- a/memoire-ngoma/livrables/3_Guide_QualiCode_pour_ce_memoire.docx
+++ b/memoire-ngoma/livrables/3_Guide_QualiCode_pour_ce_memoire.docx
@@ -661,7 +661,7 @@
           <w:sz w:val="21"/>
           <w:szCs w:val="21"/>
         </w:rPr>
-        <w:t xml:space="preserve">Vous devez voir apparaître, en bas de l'écran : 15 documents · 79 codes · 1 220 segments codés.</w:t>
+        <w:t xml:space="preserve">Vous devez voir apparaître, en bas de l'écran : 37 documents · 90 codes · 2 559 segments codés.</w:t>
       </w:r>
     </w:p>
     <w:p/>
@@ -803,7 +803,7 @@
                 <w:sz w:val="20"/>
                 <w:szCs w:val="20"/>
               </w:rPr>
-              <w:t xml:space="preserve">79 codes en 11 familles, dont 21 créés en cours de codage</w:t>
+              <w:t xml:space="preserve">90 codes en 11 familles, dont 32 créés en cours de codage</w:t>
             </w:r>
           </w:p>
         </w:tc>
@@ -1048,7 +1048,7 @@
                 <w:sz w:val="20"/>
                 <w:szCs w:val="20"/>
               </w:rPr>
-              <w:t xml:space="preserve">Un second codage (codeur C2) sur trois entretiens</w:t>
+              <w:t xml:space="preserve">Un second codage (codeur C2) sur 7 entretiens, et un recodage intra-codeur (C1b) sur 2</w:t>
             </w:r>
           </w:p>
         </w:tc>
@@ -1071,120 +1071,6 @@
                 <w:szCs w:val="20"/>
               </w:rPr>
               <w:t xml:space="preserve">Onglet Analyse ▸ Accord inter-codeurs (κ)</w:t>
-            </w:r>
-          </w:p>
-        </w:tc>
-      </w:tr>
-    </w:tbl>
-    <w:p/>
-    <w:p>
-      <w:pPr>
-        <w:pStyle w:val="Heading2"/>
-      </w:pPr>
-      <w:r>
-        <w:t xml:space="preserve">Les trois projets d'exercice</w:t>
-      </w:r>
-    </w:p>
-    <w:p>
-      <w:pPr>
-        <w:spacing w:after="100"/>
-      </w:pPr>
-      <w:r>
-        <w:rPr>
-          <w:sz w:val="21"/>
-          <w:szCs w:val="21"/>
-        </w:rPr>
-        <w:t xml:space="preserve">Une seconde vague simulée complète la première : onze participants (six sages-femmes, cinq infirmiers ou infirmières) dans les onze centres que la vague 1 ne couvrait pas. Trois fichiers en résultent :</w:t>
-      </w:r>
-    </w:p>
-    <w:p/>
-    <w:tbl>
-      <w:tblPr>
-        <w:tblW w:type="dxa" w:w="9026"/>
-        <w:tblBorders>
-          <w:top w:val="single" w:color="auto" w:sz="4"/>
-          <w:left w:val="single" w:color="auto" w:sz="4"/>
-          <w:bottom w:val="single" w:color="auto" w:sz="4"/>
-          <w:right w:val="single" w:color="auto" w:sz="4"/>
-          <w:insideH w:val="single" w:color="auto" w:sz="4"/>
-          <w:insideV w:val="single" w:color="auto" w:sz="4"/>
-        </w:tblBorders>
-      </w:tblPr>
-      <w:tblGrid>
-        <w:gridCol w:w="3200"/>
-        <w:gridCol w:w="3200"/>
-        <w:gridCol w:w="2626"/>
-      </w:tblGrid>
-      <w:tr>
-        <w:trPr>
-          <w:tblHeader/>
-        </w:trPr>
-        <w:tc>
-          <w:tcPr>
-            <w:tcW w:type="dxa" w:w="3200"/>
-            <w:shd w:fill="E8EDF2" w:color="auto" w:val="clear"/>
-            <w:tcMar>
-              <w:top w:type="dxa" w:w="70"/>
-              <w:left w:type="dxa" w:w="110"/>
-              <w:bottom w:type="dxa" w:w="70"/>
-              <w:right w:type="dxa" w:w="110"/>
-            </w:tcMar>
-          </w:tcPr>
-          <w:p>
-            <w:r>
-              <w:rPr>
-                <w:b/>
-                <w:bCs/>
-                <w:sz w:val="20"/>
-                <w:szCs w:val="20"/>
-              </w:rPr>
-              <w:t xml:space="preserve">Fichier</w:t>
-            </w:r>
-          </w:p>
-        </w:tc>
-        <w:tc>
-          <w:tcPr>
-            <w:tcW w:type="dxa" w:w="3200"/>
-            <w:shd w:fill="E8EDF2" w:color="auto" w:val="clear"/>
-            <w:tcMar>
-              <w:top w:type="dxa" w:w="70"/>
-              <w:left w:type="dxa" w:w="110"/>
-              <w:bottom w:type="dxa" w:w="70"/>
-              <w:right w:type="dxa" w:w="110"/>
-            </w:tcMar>
-          </w:tcPr>
-          <w:p>
-            <w:r>
-              <w:rPr>
-                <w:b/>
-                <w:bCs/>
-                <w:sz w:val="20"/>
-                <w:szCs w:val="20"/>
-              </w:rPr>
-              <w:t xml:space="preserve">Contenu</w:t>
-            </w:r>
-          </w:p>
-        </w:tc>
-        <w:tc>
-          <w:tcPr>
-            <w:tcW w:type="dxa" w:w="2626"/>
-            <w:shd w:fill="E8EDF2" w:color="auto" w:val="clear"/>
-            <w:tcMar>
-              <w:top w:type="dxa" w:w="70"/>
-              <w:left w:type="dxa" w:w="110"/>
-              <w:bottom w:type="dxa" w:w="70"/>
-              <w:right w:type="dxa" w:w="110"/>
-            </w:tcMar>
-          </w:tcPr>
-          <w:p>
-            <w:r>
-              <w:rPr>
-                <w:b/>
-                <w:bCs/>
-                <w:sz w:val="20"/>
-                <w:szCs w:val="20"/>
-              </w:rPr>
-              <w:t xml:space="preserve">À quoi il sert</w:t>
             </w:r>
           </w:p>
         </w:tc>
@@ -1195,209 +1081,45 @@
         </w:trPr>
         <w:tc>
           <w:tcPr>
-            <w:tcW w:type="dxa" w:w="3200"/>
-            <w:tcMar>
-              <w:top w:type="dxa" w:w="70"/>
-              <w:left w:type="dxa" w:w="110"/>
-              <w:bottom w:type="dxa" w:w="70"/>
-              <w:right w:type="dxa" w:w="110"/>
-            </w:tcMar>
-          </w:tcPr>
-          <w:p>
-            <w:r>
-              <w:rPr>
-                <w:b w:val="false"/>
-                <w:bCs w:val="false"/>
-                <w:sz w:val="20"/>
-                <w:szCs w:val="20"/>
-              </w:rPr>
-              <w:t xml:space="preserve">Memoire_Ngoma_SIMULATION.projx</w:t>
-            </w:r>
-          </w:p>
-        </w:tc>
-        <w:tc>
-          <w:tcPr>
-            <w:tcW w:type="dxa" w:w="3200"/>
-            <w:tcMar>
-              <w:top w:type="dxa" w:w="70"/>
-              <w:left w:type="dxa" w:w="110"/>
-              <w:bottom w:type="dxa" w:w="70"/>
-              <w:right w:type="dxa" w:w="110"/>
-            </w:tcMar>
-          </w:tcPr>
-          <w:p>
-            <w:r>
-              <w:rPr>
-                <w:b w:val="false"/>
-                <w:bCs w:val="false"/>
-                <w:sz w:val="20"/>
-                <w:szCs w:val="20"/>
-              </w:rPr>
-              <w:t xml:space="preserve">Vague 1 : 10 entretiens, 5 centres, 79 codes, 1 220 segments</w:t>
-            </w:r>
-          </w:p>
-        </w:tc>
-        <w:tc>
-          <w:tcPr>
-            <w:tcW w:type="dxa" w:w="2626"/>
-            <w:tcMar>
-              <w:top w:type="dxa" w:w="70"/>
-              <w:left w:type="dxa" w:w="110"/>
-              <w:bottom w:type="dxa" w:w="70"/>
-              <w:right w:type="dxa" w:w="110"/>
-            </w:tcMar>
-          </w:tcPr>
-          <w:p>
-            <w:r>
-              <w:rPr>
-                <w:b w:val="false"/>
-                <w:bCs w:val="false"/>
-                <w:sz w:val="20"/>
-                <w:szCs w:val="20"/>
-              </w:rPr>
-              <w:t xml:space="preserve">Premiers gestes : coder, récupérer, annoter</w:t>
-            </w:r>
-          </w:p>
-        </w:tc>
-      </w:tr>
-      <w:tr>
-        <w:trPr>
-          <w:tblHeader w:val="off"/>
-        </w:trPr>
-        <w:tc>
-          <w:tcPr>
-            <w:tcW w:type="dxa" w:w="3200"/>
-            <w:tcMar>
-              <w:top w:type="dxa" w:w="70"/>
-              <w:left w:type="dxa" w:w="110"/>
-              <w:bottom w:type="dxa" w:w="70"/>
-              <w:right w:type="dxa" w:w="110"/>
-            </w:tcMar>
-          </w:tcPr>
-          <w:p>
-            <w:r>
-              <w:rPr>
-                <w:b w:val="false"/>
-                <w:bCs w:val="false"/>
-                <w:sz w:val="20"/>
-                <w:szCs w:val="20"/>
-              </w:rPr>
-              <w:t xml:space="preserve">Memoire_Ngoma_SIMULATION_vague2.projx</w:t>
-            </w:r>
-          </w:p>
-        </w:tc>
-        <w:tc>
-          <w:tcPr>
-            <w:tcW w:type="dxa" w:w="3200"/>
-            <w:tcMar>
-              <w:top w:type="dxa" w:w="70"/>
-              <w:left w:type="dxa" w:w="110"/>
-              <w:bottom w:type="dxa" w:w="70"/>
-              <w:right w:type="dxa" w:w="110"/>
-            </w:tcMar>
-          </w:tcPr>
-          <w:p>
-            <w:r>
-              <w:rPr>
-                <w:b w:val="false"/>
-                <w:bCs w:val="false"/>
-                <w:sz w:val="20"/>
-                <w:szCs w:val="20"/>
-              </w:rPr>
-              <w:t xml:space="preserve">Vague 2 : 11 entretiens, 11 centres, 90 codes, 1 118 segments</w:t>
-            </w:r>
-          </w:p>
-        </w:tc>
-        <w:tc>
-          <w:tcPr>
-            <w:tcW w:type="dxa" w:w="2626"/>
-            <w:tcMar>
-              <w:top w:type="dxa" w:w="70"/>
-              <w:left w:type="dxa" w:w="110"/>
-              <w:bottom w:type="dxa" w:w="70"/>
-              <w:right w:type="dxa" w:w="110"/>
-            </w:tcMar>
-          </w:tcPr>
-          <w:p>
-            <w:r>
-              <w:rPr>
-                <w:b w:val="false"/>
-                <w:bCs w:val="false"/>
-                <w:sz w:val="20"/>
-                <w:szCs w:val="20"/>
-              </w:rPr>
-              <w:t xml:space="preserve">Voir naître des codes inductifs sur un matériau neuf</w:t>
-            </w:r>
-          </w:p>
-        </w:tc>
-      </w:tr>
-      <w:tr>
-        <w:trPr>
-          <w:tblHeader w:val="off"/>
-        </w:trPr>
-        <w:tc>
-          <w:tcPr>
-            <w:tcW w:type="dxa" w:w="3200"/>
-            <w:tcMar>
-              <w:top w:type="dxa" w:w="70"/>
-              <w:left w:type="dxa" w:w="110"/>
-              <w:bottom w:type="dxa" w:w="70"/>
-              <w:right w:type="dxa" w:w="110"/>
-            </w:tcMar>
-          </w:tcPr>
-          <w:p>
-            <w:r>
-              <w:rPr>
-                <w:b w:val="false"/>
-                <w:bCs w:val="false"/>
-                <w:sz w:val="20"/>
-                <w:szCs w:val="20"/>
-              </w:rPr>
-              <w:t xml:space="preserve">Memoire_Ngoma_SIMULATION_complet.projx</w:t>
-            </w:r>
-          </w:p>
-        </w:tc>
-        <w:tc>
-          <w:tcPr>
-            <w:tcW w:type="dxa" w:w="3200"/>
-            <w:tcMar>
-              <w:top w:type="dxa" w:w="70"/>
-              <w:left w:type="dxa" w:w="110"/>
-              <w:bottom w:type="dxa" w:w="70"/>
-              <w:right w:type="dxa" w:w="110"/>
-            </w:tcMar>
-          </w:tcPr>
-          <w:p>
-            <w:r>
-              <w:rPr>
-                <w:b w:val="false"/>
-                <w:bCs w:val="false"/>
-                <w:sz w:val="20"/>
-                <w:szCs w:val="20"/>
-              </w:rPr>
-              <w:t xml:space="preserve">Les deux vagues : 21 entretiens, 16 centres, 90 codes, 2 401 segments</w:t>
-            </w:r>
-          </w:p>
-        </w:tc>
-        <w:tc>
-          <w:tcPr>
-            <w:tcW w:type="dxa" w:w="2626"/>
-            <w:tcMar>
-              <w:top w:type="dxa" w:w="70"/>
-              <w:left w:type="dxa" w:w="110"/>
-              <w:bottom w:type="dxa" w:w="70"/>
-              <w:right w:type="dxa" w:w="110"/>
-            </w:tcMar>
-          </w:tcPr>
-          <w:p>
-            <w:r>
-              <w:rPr>
-                <w:b w:val="false"/>
-                <w:bCs w:val="false"/>
-                <w:sz w:val="20"/>
-                <w:szCs w:val="20"/>
-              </w:rPr>
-              <w:t xml:space="preserve">L'analyse d'ensemble — c'est la configuration visée par le protocole</w:t>
+            <w:tcW w:type="dxa" w:w="4600"/>
+            <w:tcMar>
+              <w:top w:type="dxa" w:w="70"/>
+              <w:left w:type="dxa" w:w="110"/>
+              <w:bottom w:type="dxa" w:w="70"/>
+              <w:right w:type="dxa" w:w="110"/>
+            </w:tcMar>
+          </w:tcPr>
+          <w:p>
+            <w:r>
+              <w:rPr>
+                <w:b w:val="false"/>
+                <w:bCs w:val="false"/>
+                <w:sz w:val="20"/>
+                <w:szCs w:val="20"/>
+              </w:rPr>
+              <w:t xml:space="preserve">Les variables « vague », « citation_autorisee » et « recontact_accepte »</w:t>
+            </w:r>
+          </w:p>
+        </w:tc>
+        <w:tc>
+          <w:tcPr>
+            <w:tcW w:type="dxa" w:w="4426"/>
+            <w:tcMar>
+              <w:top w:type="dxa" w:w="70"/>
+              <w:left w:type="dxa" w:w="110"/>
+              <w:bottom w:type="dxa" w:w="70"/>
+              <w:right w:type="dxa" w:w="110"/>
+            </w:tcMar>
+          </w:tcPr>
+          <w:p>
+            <w:r>
+              <w:rPr>
+                <w:b w:val="false"/>
+                <w:bCs w:val="false"/>
+                <w:sz w:val="20"/>
+                <w:szCs w:val="20"/>
+              </w:rPr>
+              <w:t xml:space="preserve">Onglet Variables ▸ Éditeur de données</w:t>
             </w:r>
           </w:p>
         </w:tc>
@@ -1406,6 +1128,14 @@
     <w:p/>
     <w:p>
       <w:pPr>
+        <w:pStyle w:val="Heading2"/>
+      </w:pPr>
+      <w:r>
+        <w:t xml:space="preserve">Un seul projet, deux vagues</w:t>
+      </w:r>
+    </w:p>
+    <w:p>
+      <w:pPr>
         <w:spacing w:after="100"/>
       </w:pPr>
       <w:r>
@@ -1413,7 +1143,19 @@
           <w:sz w:val="21"/>
           <w:szCs w:val="21"/>
         </w:rPr>
-        <w:t xml:space="preserve">Pour s'exercer à l'analyse elle-même — comparaison entre infirmiers et sages-femmes, revue des thèmes, suffisance informationnelle — ouvrez le projet complet. Il contient un mémo qui conduit l'exercice de suffisance informationnelle dimension par dimension, comme l'exige le § 4.2.3.1, et un mémo de positionnalité laissé VIDE : celui-là ne peut pas être simulé, il vous appartient.</w:t>
+        <w:t xml:space="preserve">Le projet « Mémoire Ngoma — SIMULATION de formation » réunit les deux vagues simulées : 10 entretiens en vague 1, 11 en vague 2, soit 21 participants dans les 16 centres de santé du district — la configuration visée par le § 4.2.3.1. La variable « vague » permet de retrouver l'une ou l'autre.</w:t>
+      </w:r>
+    </w:p>
+    <w:p>
+      <w:pPr>
+        <w:spacing w:after="100"/>
+      </w:pPr>
+      <w:r>
+        <w:rPr>
+          <w:sz w:val="21"/>
+          <w:szCs w:val="21"/>
+        </w:rPr>
+        <w:t xml:space="preserve">Il porte le même nom et le même identifiant que le projet de la vague 1 déjà présent dans votre application : l'ouvrir par Accueil ▸ Ouvrir (.projx) le REMPLACE, au lieu de créer un doublon. Si la version présente dans votre navigateur est plus récente que le fichier, l'application vous prévient avant de remplacer quoi que ce soit.</w:t>
       </w:r>
     </w:p>
     <w:p/>
@@ -1429,6 +1171,19 @@
           <w:szCs w:val="21"/>
         </w:rPr>
         <w:t xml:space="preserve">Ce que la vague 2 apporte en propre : un centre bien doté (CS01) qui montre ce que change l'équipement — et ce qu'il ne change pas ; un registre rempli sans que les actes suivent (CS13) ; les agents de santé communautaire comme relais ; le recours aux guérisseurs tel que les prestataires le perçoivent ; des femmes mobiles que le suivi perd ; et une participante qui refuse de classer les femmes en catégories. Onze codes inductifs en sont nés, signalés « [inductif, vague 2] ».</w:t>
+      </w:r>
+    </w:p>
+    <w:p/>
+    <w:p>
+      <w:pPr>
+        <w:spacing w:after="100"/>
+      </w:pPr>
+      <w:r>
+        <w:rPr>
+          <w:sz w:val="21"/>
+          <w:szCs w:val="21"/>
+        </w:rPr>
+        <w:t xml:space="preserve">Les mémos suivent les six phases de l'analyse thématique, puis les étapes de rigueur du protocole : contrôle de fidélité des transcriptions, double codage et stabilité intra-codeur, triangulation, vérification des interprétations auprès des participants, suffisance informationnelle, piste d'audit. La note de positionnalité est laissée VIDE : elle ne peut pas être simulée, elle vous appartient.</w:t>
       </w:r>
     </w:p>
     <w:p>
@@ -1681,7 +1436,7 @@
                 <w:sz w:val="20"/>
                 <w:szCs w:val="20"/>
               </w:rPr>
-              <w:t xml:space="preserve">Dans le projet de la vague 1, les 21 codes nés du matériau portent la mention « [inductif] » dans leur intitulé ; le projet complet en compte 32. Ce n'est pas une coquetterie : c'est la trace qui permet au jury de vérifier que la grille est restée ouverte, comme l'annonce le § 4.2.6.</w:t>
+              <w:t xml:space="preserve">Dans le projet d'exercice, les 32 codes nés du matériau portent la mention « [inductif] » dans leur intitulé — « [inductif, vague 2] » pour ceux que la seconde vague a fait naître. Ce n'est pas une coquetterie : c'est la trace qui permet au jury de vérifier que la grille est restée ouverte, comme l'annonce le § 4.2.6.</w:t>
             </w:r>
           </w:p>
           <w:p>
@@ -2364,7 +2119,7 @@
                 <w:sz w:val="20"/>
                 <w:szCs w:val="20"/>
               </w:rPr>
-              <w:t xml:space="preserve">Sur le projet d'exercice, κ = 0,867 — « accord presque parfait » selon Landis et Koch. Ce chiffre est pourtant optimiste, et il faut savoir l'expliquer.</w:t>
+              <w:t xml:space="preserve">Sur le projet d'exercice, κ = 0,864 entre les deux codeurs (7 entretiens) et 0,957 pour la stabilité intra-codeur (2 entretiens recodés par le même codeur, étiquette C1b) — « accord presque parfait » selon Landis et Koch. Ces chiffres sont pourtant optimistes, et il faut savoir l'expliquer.</w:t>
             </w:r>
           </w:p>
           <w:p>
@@ -2862,7 +2617,7 @@
           <w:sz w:val="21"/>
           <w:szCs w:val="21"/>
         </w:rPr>
-        <w:t xml:space="preserve">Sur le projet d'exercice, l'aller-retour a été vérifié : les 15 documents, 79 codes et 1 220 segments reviennent intacts, sans qu'aucune borne de codage ne bouge. Vous n'êtes donc enfermé nulle part — argument utile si un membre du jury s'inquiète du choix de l'outil.</w:t>
+        <w:t xml:space="preserve">Sur le projet d'exercice, l'aller-retour a été vérifié : les 37 documents, 90 codes et 2 559 segments reviennent intacts, sans qu'aucune borne de codage ne bouge. Vous n'êtes donc enfermé nulle part — argument utile si un membre du jury s'inquiète du choix de l'outil.</w:t>
       </w:r>
     </w:p>
     <w:p>

--- a/memoire-ngoma/livrables/3_Guide_QualiCode_pour_ce_memoire.docx
+++ b/memoire-ngoma/livrables/3_Guide_QualiCode_pour_ce_memoire.docx
@@ -1183,7 +1183,7 @@
           <w:sz w:val="21"/>
           <w:szCs w:val="21"/>
         </w:rPr>
-        <w:t xml:space="preserve">Les mémos suivent les six phases de l'analyse thématique, puis les étapes de rigueur du protocole : contrôle de fidélité des transcriptions, double codage et stabilité intra-codeur, triangulation, vérification des interprétations auprès des participants, suffisance informationnelle, piste d'audit. La note de positionnalité est laissée VIDE : elle ne peut pas être simulée, elle vous appartient.</w:t>
+        <w:t xml:space="preserve">Les mémos suivent les six phases de l'analyse thématique, puis les étapes de rigueur du protocole : contrôle de fidélité des transcriptions, double codage et stabilité intra-codeur, triangulation, vérification des interprétations auprès des participants, suffisance informationnelle, piste d'audit. La note de positionnalité est un MODÈLE D'EXERCICE : ses passages entre crochets (profession, lien avec le district, sexe, âge) sont des hypothèses à remplacer par votre situation réelle, et la note réelle s'écrira à partir de votre propre journal.</w:t>
       </w:r>
     </w:p>
     <w:p>

--- a/memoire-ngoma/livrables/3_Guide_QualiCode_pour_ce_memoire.docx
+++ b/memoire-ngoma/livrables/3_Guide_QualiCode_pour_ce_memoire.docx
@@ -754,7 +754,7 @@
                 <w:sz w:val="20"/>
                 <w:szCs w:val="20"/>
               </w:rPr>
-              <w:t xml:space="preserve">10 transcriptions d'entretiens + 5 comptes rendus d'observation</w:t>
+              <w:t xml:space="preserve">21 transcriptions d'entretiens + 16 comptes rendus d'observation</w:t>
             </w:r>
           </w:p>
         </w:tc>
@@ -852,7 +852,7 @@
                 <w:sz w:val="20"/>
                 <w:szCs w:val="20"/>
               </w:rPr>
-              <w:t xml:space="preserve">15 variables de document (qualification, secteur, ancienneté…)</w:t>
+              <w:t xml:space="preserve">19 variables de document (qualification, secteur, ancienneté…)</w:t>
             </w:r>
           </w:p>
         </w:tc>
@@ -901,7 +901,7 @@
                 <w:sz w:val="20"/>
                 <w:szCs w:val="20"/>
               </w:rPr>
-              <w:t xml:space="preserve">20 mémos : journal de bord par entretien, mémos de phase, piste d'audit</w:t>
+              <w:t xml:space="preserve">52 mémos : journal de bord par entretien, mémos de phase, piste d'audit, définitions des familles</w:t>
             </w:r>
           </w:p>
         </w:tc>
@@ -950,7 +950,7 @@
                 <w:sz w:val="20"/>
                 <w:szCs w:val="20"/>
               </w:rPr>
-              <w:t xml:space="preserve">8 requêtes sauvegardées correspondant aux thèmes provisoires</w:t>
+              <w:t xml:space="preserve">15 requêtes sauvegardées (thèmes, extraits citables…)</w:t>
             </w:r>
           </w:p>
         </w:tc>

--- a/memoire-ngoma/livrables/3_Guide_QualiCode_pour_ce_memoire.docx
+++ b/memoire-ngoma/livrables/3_Guide_QualiCode_pour_ce_memoire.docx
@@ -661,7 +661,7 @@
           <w:sz w:val="21"/>
           <w:szCs w:val="21"/>
         </w:rPr>
-        <w:t xml:space="preserve">Vous devez voir apparaître, en bas de l'écran : 37 documents · 90 codes · 2 559 segments codés.</w:t>
+        <w:t xml:space="preserve">Vous devez voir apparaître, en bas de l'écran : 37 documents · 91 codes · 2 361 segments codés.</w:t>
       </w:r>
     </w:p>
     <w:p/>
@@ -803,7 +803,7 @@
                 <w:sz w:val="20"/>
                 <w:szCs w:val="20"/>
               </w:rPr>
-              <w:t xml:space="preserve">90 codes en 11 familles, dont 32 créés en cours de codage</w:t>
+              <w:t xml:space="preserve">91 codes en 11 familles, dont 33 créés en cours de codage</w:t>
             </w:r>
           </w:p>
         </w:tc>
@@ -1048,7 +1048,7 @@
                 <w:sz w:val="20"/>
                 <w:szCs w:val="20"/>
               </w:rPr>
-              <w:t xml:space="preserve">Un second codage (codeur C2) sur 7 entretiens, et un recodage intra-codeur (C1b) sur 2</w:t>
+              <w:t xml:space="preserve">Un second codage (codeur C2) sur 3 entretiens, et un recodage intra-codeur (C1b) sur 3</w:t>
             </w:r>
           </w:p>
         </w:tc>
@@ -1183,7 +1183,7 @@
           <w:sz w:val="21"/>
           <w:szCs w:val="21"/>
         </w:rPr>
-        <w:t xml:space="preserve">Les mémos suivent les six phases de l'analyse thématique, puis les étapes de rigueur du protocole : contrôle de fidélité des transcriptions, double codage et stabilité intra-codeur, triangulation, vérification des interprétations auprès des participants, suffisance informationnelle, piste d'audit. La note de positionnalité est un MODÈLE D'EXERCICE : ses passages entre crochets (profession, lien avec le district, sexe, âge) sont des hypothèses à remplacer par votre situation réelle, et la note réelle s'écrira à partir de votre propre journal.</w:t>
+        <w:t xml:space="preserve">Les mémos suivent les six phases de l'analyse thématique, puis les étapes de rigueur du protocole : contrôle de fidélité des transcriptions, double codage et stabilité intra-codeur, triangulation, vérification des interprétations auprès des participants, suffisance informationnelle, piste d'audit. La note de positionnalité est un MODÈLE D'EXERCICE : ses éléments biographiques viennent du protocole corrigé, ses passages entre crochets sont à préciser, et la note réelle s'écrira à partir de votre propre journal.</w:t>
       </w:r>
     </w:p>
     <w:p>
@@ -1436,7 +1436,7 @@
                 <w:sz w:val="20"/>
                 <w:szCs w:val="20"/>
               </w:rPr>
-              <w:t xml:space="preserve">Dans le projet d'exercice, les 32 codes nés du matériau portent la mention « [inductif] » dans leur intitulé — « [inductif, vague 2] » pour ceux que la seconde vague a fait naître. Ce n'est pas une coquetterie : c'est la trace qui permet au jury de vérifier que la grille est restée ouverte, comme l'annonce le § 4.2.6.</w:t>
+              <w:t xml:space="preserve">Dans le projet d'exercice, les 33 codes nés du matériau portent la mention « [inductif] » dans leur intitulé — « [inductif, vague 2] » pour ceux que la seconde vague a fait naître. Ce n'est pas une coquetterie : c'est la trace qui permet au jury de vérifier que la grille est restée ouverte, comme l'annonce le § 4.2.6.</w:t>
             </w:r>
           </w:p>
           <w:p>
@@ -2119,7 +2119,7 @@
                 <w:sz w:val="20"/>
                 <w:szCs w:val="20"/>
               </w:rPr>
-              <w:t xml:space="preserve">Sur le projet d'exercice, κ = 0,864 entre les deux codeurs (7 entretiens) et 0,957 pour la stabilité intra-codeur (2 entretiens recodés par le même codeur, étiquette C1b) — « accord presque parfait » selon Landis et Koch. Ces chiffres sont pourtant optimistes, et il faut savoir l'expliquer.</w:t>
+              <w:t xml:space="preserve">Sur le projet d'exercice, κ = 0,866 entre les deux codeurs (3 entretiens) et 0,957 pour la stabilité intra-codeur (3 entretiens recodés par le même codeur, étiquette C1b) — « accord presque parfait » selon Landis et Koch. Ces chiffres sont pourtant optimistes, et il faut savoir l'expliquer.</w:t>
             </w:r>
           </w:p>
           <w:p>
@@ -2617,7 +2617,7 @@
           <w:sz w:val="21"/>
           <w:szCs w:val="21"/>
         </w:rPr>
-        <w:t xml:space="preserve">Sur le projet d'exercice, l'aller-retour a été vérifié : les 37 documents, 90 codes et 2 559 segments reviennent intacts, sans qu'aucune borne de codage ne bouge. Vous n'êtes donc enfermé nulle part — argument utile si un membre du jury s'inquiète du choix de l'outil.</w:t>
+        <w:t xml:space="preserve">Sur le projet d'exercice, l'aller-retour a été vérifié : les 37 documents, 91 codes et 2 361 segments reviennent intacts, sans qu'aucune borne de codage ne bouge. Vous n'êtes donc enfermé nulle part — argument utile si un membre du jury s'inquiète du choix de l'outil.</w:t>
       </w:r>
     </w:p>
     <w:p>
@@ -3336,7 +3336,7 @@
                 <w:sz w:val="20"/>
                 <w:szCs w:val="20"/>
               </w:rPr>
-              <w:t xml:space="preserve">Faire double-coder un tiers des entretiens, fusionner, calculer κ</w:t>
+              <w:t xml:space="preserve">Faire double-coder trois entretiens par un pair extérieur et en recoder trois soi-même quatre semaines après (§ 4.2.5.6), fusionner, calculer κ</w:t>
             </w:r>
           </w:p>
         </w:tc>

--- a/memoire-ngoma/livrables/3_Guide_QualiCode_pour_ce_memoire.docx
+++ b/memoire-ngoma/livrables/3_Guide_QualiCode_pour_ce_memoire.docx
@@ -661,7 +661,7 @@
           <w:sz w:val="21"/>
           <w:szCs w:val="21"/>
         </w:rPr>
-        <w:t xml:space="preserve">Vous devez voir apparaître, en bas de l'écran : 37 documents · 91 codes · 2 361 segments codés.</w:t>
+        <w:t xml:space="preserve">Vous devez voir apparaître, en bas de l'écran : 35 documents · 92 codes · 2 317 segments codés.</w:t>
       </w:r>
     </w:p>
     <w:p/>
@@ -754,7 +754,7 @@
                 <w:sz w:val="20"/>
                 <w:szCs w:val="20"/>
               </w:rPr>
-              <w:t xml:space="preserve">21 transcriptions d'entretiens + 16 comptes rendus d'observation</w:t>
+              <w:t xml:space="preserve">20 transcriptions d'entretiens + 15 comptes rendus d'observation</w:t>
             </w:r>
           </w:p>
         </w:tc>
@@ -803,7 +803,7 @@
                 <w:sz w:val="20"/>
                 <w:szCs w:val="20"/>
               </w:rPr>
-              <w:t xml:space="preserve">91 codes en 11 familles, dont 33 créés en cours de codage</w:t>
+              <w:t xml:space="preserve">92 codes en 11 familles, dont 34 créés en cours de codage</w:t>
             </w:r>
           </w:p>
         </w:tc>
@@ -901,7 +901,7 @@
                 <w:sz w:val="20"/>
                 <w:szCs w:val="20"/>
               </w:rPr>
-              <w:t xml:space="preserve">52 mémos : journal de bord par entretien, mémos de phase, piste d'audit, définitions des familles</w:t>
+              <w:t xml:space="preserve">51 mémos : journal de bord par entretien, mémos de phase, piste d'audit, définitions des familles</w:t>
             </w:r>
           </w:p>
         </w:tc>
@@ -1143,7 +1143,7 @@
           <w:sz w:val="21"/>
           <w:szCs w:val="21"/>
         </w:rPr>
-        <w:t xml:space="preserve">Le projet « Mémoire Ngoma — SIMULATION de formation » réunit les deux vagues simulées : 10 entretiens en vague 1, 11 en vague 2, soit 21 participants dans les 16 centres de santé du district — la configuration visée par le § 4.2.3.1. La variable « vague » permet de retrouver l'une ou l'autre.</w:t>
+        <w:t xml:space="preserve">Le projet « Mémoire Ngoma — SIMULATION de formation » réunit les deux vagues simulées : 10 entretiens en vague 1, 10 en vague 2, soit 20 participants dans les 15 centres de santé du district — la configuration visée par le § 4.2.3.1. La variable « vague » permet de retrouver l'une ou l'autre.</w:t>
       </w:r>
     </w:p>
     <w:p>
@@ -1436,7 +1436,7 @@
                 <w:sz w:val="20"/>
                 <w:szCs w:val="20"/>
               </w:rPr>
-              <w:t xml:space="preserve">Dans le projet d'exercice, les 33 codes nés du matériau portent la mention « [inductif] » dans leur intitulé — « [inductif, vague 2] » pour ceux que la seconde vague a fait naître. Ce n'est pas une coquetterie : c'est la trace qui permet au jury de vérifier que la grille est restée ouverte, comme l'annonce le § 4.2.6.</w:t>
+              <w:t xml:space="preserve">Dans le projet d'exercice, les 34 codes nés du matériau portent la mention « [inductif] » dans leur intitulé — « [inductif, vague 2] » pour ceux que la seconde vague a fait naître. Ce n'est pas une coquetterie : c'est la trace qui permet au jury de vérifier que la grille est restée ouverte, comme l'annonce le § 4.2.6.</w:t>
             </w:r>
           </w:p>
           <w:p>
@@ -2119,7 +2119,7 @@
                 <w:sz w:val="20"/>
                 <w:szCs w:val="20"/>
               </w:rPr>
-              <w:t xml:space="preserve">Sur le projet d'exercice, κ = 0,866 entre les deux codeurs (3 entretiens) et 0,957 pour la stabilité intra-codeur (3 entretiens recodés par le même codeur, étiquette C1b) — « accord presque parfait » selon Landis et Koch. Ces chiffres sont pourtant optimistes, et il faut savoir l'expliquer.</w:t>
+              <w:t xml:space="preserve">Sur le projet d'exercice, κ = 0,866 entre les deux codeurs (3 entretiens) et 0,956 pour la stabilité intra-codeur (3 entretiens recodés par le même codeur, étiquette C1b) — « accord presque parfait » selon Landis et Koch. Ces chiffres sont pourtant optimistes, et il faut savoir l'expliquer.</w:t>
             </w:r>
           </w:p>
           <w:p>
@@ -2617,7 +2617,7 @@
           <w:sz w:val="21"/>
           <w:szCs w:val="21"/>
         </w:rPr>
-        <w:t xml:space="preserve">Sur le projet d'exercice, l'aller-retour a été vérifié : les 37 documents, 91 codes et 2 361 segments reviennent intacts, sans qu'aucune borne de codage ne bouge. Vous n'êtes donc enfermé nulle part — argument utile si un membre du jury s'inquiète du choix de l'outil.</w:t>
+        <w:t xml:space="preserve">Sur le projet d'exercice, l'aller-retour a été vérifié : les 35 documents, 92 codes et 2 317 segments reviennent intacts, sans qu'aucune borne de codage ne bouge. Vous n'êtes donc enfermé nulle part — argument utile si un membre du jury s'inquiète du choix de l'outil.</w:t>
       </w:r>
     </w:p>
     <w:p>

--- a/memoire-ngoma/livrables/3_Guide_QualiCode_pour_ce_memoire.docx
+++ b/memoire-ngoma/livrables/3_Guide_QualiCode_pour_ce_memoire.docx
@@ -661,7 +661,7 @@
           <w:sz w:val="21"/>
           <w:szCs w:val="21"/>
         </w:rPr>
-        <w:t xml:space="preserve">Vous devez voir apparaître, en bas de l'écran : 35 documents · 92 codes · 2 317 segments codés.</w:t>
+        <w:t xml:space="preserve">Vous devez voir apparaître, en bas de l'écran : 35 documents · 92 codes · 2 296 segments codés.</w:t>
       </w:r>
     </w:p>
     <w:p/>
@@ -2119,7 +2119,7 @@
                 <w:sz w:val="20"/>
                 <w:szCs w:val="20"/>
               </w:rPr>
-              <w:t xml:space="preserve">Sur le projet d'exercice, κ = 0,866 entre les deux codeurs (3 entretiens) et 0,956 pour la stabilité intra-codeur (3 entretiens recodés par le même codeur, étiquette C1b) — « accord presque parfait » selon Landis et Koch. Ces chiffres sont pourtant optimistes, et il faut savoir l'expliquer.</w:t>
+              <w:t xml:space="preserve">Sur le projet d'exercice, κ = 0,869 entre les deux codeurs (3 entretiens) et 0,958 pour la stabilité intra-codeur (3 entretiens recodés par le même codeur, étiquette C1b) — « accord presque parfait » selon Landis et Koch. Ces chiffres sont pourtant optimistes, et il faut savoir l'expliquer.</w:t>
             </w:r>
           </w:p>
           <w:p>
@@ -2617,7 +2617,7 @@
           <w:sz w:val="21"/>
           <w:szCs w:val="21"/>
         </w:rPr>
-        <w:t xml:space="preserve">Sur le projet d'exercice, l'aller-retour a été vérifié : les 35 documents, 92 codes et 2 317 segments reviennent intacts, sans qu'aucune borne de codage ne bouge. Vous n'êtes donc enfermé nulle part — argument utile si un membre du jury s'inquiète du choix de l'outil.</w:t>
+        <w:t xml:space="preserve">Sur le projet d'exercice, l'aller-retour a été vérifié : les 35 documents, 92 codes et 2 296 segments reviennent intacts, sans qu'aucune borne de codage ne bouge. Vous n'êtes donc enfermé nulle part — argument utile si un membre du jury s'inquiète du choix de l'outil.</w:t>
       </w:r>
     </w:p>
     <w:p>
